--- a/技术报告_智安查.docx
+++ b/技术报告_智安查.docx
@@ -2,56 +2,250 @@
 <file path=word/document.xml><?xml version="1.0" encoding="utf-8"?>
 <w:document xmlns:wpc="http://schemas.microsoft.com/office/word/2010/wordprocessingCanvas" xmlns:mo="http://schemas.microsoft.com/office/mac/office/2008/main" xmlns:mc="http://schemas.openxmlformats.org/markup-compatibility/2006" xmlns:mv="urn:schemas-microsoft-com:mac:vml" xmlns:o="urn:schemas-microsoft-com:office:office" xmlns:r="http://schemas.openxmlformats.org/officeDocument/2006/relationships" xmlns:m="http://schemas.openxmlformats.org/officeDocument/2006/math" xmlns:v="urn:schemas-microsoft-com:vml" xmlns:wp14="http://schemas.microsoft.com/office/word/2010/wordprocessingDrawing" xmlns:wp="http://schemas.openxmlformats.org/drawingml/2006/wordprocessingDrawing" xmlns:w10="urn:schemas-microsoft-com:office:word" xmlns:w="http://schemas.openxmlformats.org/wordprocessingml/2006/main" xmlns:w14="http://schemas.microsoft.com/office/word/2010/wordml" xmlns:wpg="http://schemas.microsoft.com/office/word/2010/wordprocessingGroup" xmlns:wpi="http://schemas.microsoft.com/office/word/2010/wordprocessingInk" xmlns:wne="http://schemas.microsoft.com/office/word/2006/wordml" xmlns:wps="http://schemas.microsoft.com/office/word/2010/wordprocessingShape" mc:Ignorable="w14 wp14">
   <w:body>
-    <w:p/>
-    <w:p/>
-    <w:p/>
+    <w:p>
+      <w:pPr>
+        <w:tabs>
+          <w:tab w:pos="8617" w:val="right"/>
+        </w:tabs>
+        <w:spacing w:after="0"/>
+      </w:pPr>
+      <w:r>
+        <w:drawing>
+          <wp:inline xmlns:a="http://schemas.openxmlformats.org/drawingml/2006/main" xmlns:pic="http://schemas.openxmlformats.org/drawingml/2006/picture">
+            <wp:extent cx="792000" cy="370723"/>
+            <wp:docPr id="1" name="Picture 1"/>
+            <wp:cNvGraphicFramePr>
+              <a:graphicFrameLocks noChangeAspect="1"/>
+            </wp:cNvGraphicFramePr>
+            <a:graphic>
+              <a:graphicData uri="http://schemas.openxmlformats.org/drawingml/2006/picture">
+                <pic:pic>
+                  <pic:nvPicPr>
+                    <pic:cNvPr id="0" name="ai_logo_0.png"/>
+                    <pic:cNvPicPr/>
+                  </pic:nvPicPr>
+                  <pic:blipFill>
+                    <a:blip r:embed="rId9"/>
+                    <a:stretch>
+                      <a:fillRect/>
+                    </a:stretch>
+                  </pic:blipFill>
+                  <pic:spPr>
+                    <a:xfrm>
+                      <a:off x="0" y="0"/>
+                      <a:ext cx="792000" cy="370723"/>
+                    </a:xfrm>
+                    <a:prstGeom prst="rect"/>
+                  </pic:spPr>
+                </pic:pic>
+              </a:graphicData>
+            </a:graphic>
+          </wp:inline>
+        </w:drawing>
+      </w:r>
+      <w:r>
+        <w:tab/>
+      </w:r>
+      <w:r>
+        <w:rPr>
+          <w:rFonts w:ascii="Times New Roman" w:hAnsi="Times New Roman" w:eastAsia="宋体"/>
+          <w:b w:val="0"/>
+          <w:color w:val="64748B"/>
+          <w:sz w:val="21"/>
+        </w:rPr>
+        <w:t>2026第八届全球校园人工智能算法精英大赛</w:t>
+      </w:r>
+    </w:p>
     <w:p/>
     <w:p/>
     <w:p>
       <w:pPr>
-        <w:spacing w:after="80" w:line="336" w:lineRule="auto"/>
+        <w:spacing w:after="120" w:line="336" w:lineRule="auto"/>
         <w:jc w:val="center"/>
       </w:pPr>
       <w:r>
         <w:rPr>
           <w:rFonts w:ascii="Times New Roman" w:hAnsi="Times New Roman" w:eastAsia="黑体"/>
           <w:b/>
-          <w:sz w:val="28"/>
+          <w:sz w:val="44"/>
         </w:rPr>
-        <w:t>第八届 AIC 全球校园人工智能算法精英大赛</w:t>
+        <w:t>2026第八届全球校园人工智能算法精英大赛</w:t>
       </w:r>
     </w:p>
     <w:p>
       <w:pPr>
-        <w:spacing w:after="480" w:line="336" w:lineRule="auto"/>
-        <w:jc w:val="center"/>
-      </w:pPr>
-      <w:r>
-        <w:rPr>
-          <w:rFonts w:ascii="Times New Roman" w:hAnsi="Times New Roman" w:eastAsia="黑体"/>
-          <w:b w:val="0"/>
-          <w:sz w:val="24"/>
-        </w:rPr>
-        <w:t>人工智能 + 场景建造创新大赛 · 创新应用赛题（青创学生组）</w:t>
-      </w:r>
-    </w:p>
-    <w:p>
-      <w:pPr>
-        <w:spacing w:after="560" w:line="288" w:lineRule="auto"/>
+        <w:spacing w:after="600" w:line="336" w:lineRule="auto"/>
         <w:jc w:val="center"/>
       </w:pPr>
       <w:r>
         <w:rPr>
           <w:rFonts w:ascii="Times New Roman" w:hAnsi="Times New Roman" w:eastAsia="黑体"/>
           <w:b/>
-          <w:sz w:val="56"/>
+          <w:sz w:val="32"/>
         </w:rPr>
-        <w:t>技 术 报 告</w:t>
+        <w:t>人工智能+场景建造创新大赛</w:t>
+      </w:r>
+    </w:p>
+    <w:p/>
+    <w:p>
+      <w:pPr>
+        <w:spacing w:after="840" w:line="336" w:lineRule="auto"/>
+        <w:jc w:val="center"/>
+      </w:pPr>
+      <w:r>
+        <w:rPr>
+          <w:rFonts w:ascii="Times New Roman" w:hAnsi="Times New Roman" w:eastAsia="黑体"/>
+          <w:b/>
+          <w:sz w:val="64"/>
+        </w:rPr>
+        <w:t>技术报告</w:t>
+      </w:r>
+    </w:p>
+    <w:p/>
+    <w:p>
+      <w:pPr>
+        <w:spacing w:after="360" w:line="336" w:lineRule="auto"/>
+        <w:jc w:val="left"/>
+      </w:pPr>
+      <w:r>
+        <w:rPr>
+          <w:rFonts w:ascii="Times New Roman" w:hAnsi="Times New Roman" w:eastAsia="宋体"/>
+          <w:b w:val="0"/>
+          <w:sz w:val="28"/>
+        </w:rPr>
+        <w:t>参赛编号：＿＿＿＿＿＿＿＿＿＿</w:t>
       </w:r>
     </w:p>
     <w:p>
       <w:pPr>
-        <w:spacing w:after="800" w:line="336" w:lineRule="auto"/>
+        <w:spacing w:after="360" w:line="336" w:lineRule="auto"/>
+        <w:jc w:val="left"/>
+      </w:pPr>
+      <w:r>
+        <w:rPr>
+          <w:rFonts w:ascii="Times New Roman" w:hAnsi="Times New Roman" w:eastAsia="宋体"/>
+          <w:b w:val="0"/>
+          <w:sz w:val="28"/>
+        </w:rPr>
+        <w:t>作品名称：智安查——智慧工地安全问答与预警助手</w:t>
+      </w:r>
+    </w:p>
+    <w:p>
+      <w:pPr>
+        <w:spacing w:after="80" w:line="336" w:lineRule="auto"/>
+      </w:pPr>
+      <w:r>
+        <w:rPr>
+          <w:rFonts w:ascii="Times New Roman" w:hAnsi="Times New Roman" w:eastAsia="宋体"/>
+          <w:b w:val="0"/>
+          <w:sz w:val="28"/>
+        </w:rPr>
+        <w:t>学科：</w:t>
+      </w:r>
+    </w:p>
+    <w:p>
+      <w:pPr>
+        <w:spacing w:after="120"/>
+      </w:pPr>
+      <w:r>
+        <w:rPr>
+          <w:rFonts w:ascii="Times New Roman" w:hAnsi="Times New Roman" w:eastAsia="宋体"/>
+          <w:b w:val="0"/>
+          <w:sz w:val="28"/>
+        </w:rPr>
+        <w:t>☑土木工程</w:t>
+      </w:r>
+      <w:r>
+        <w:t xml:space="preserve">　　　</w:t>
+      </w:r>
+      <w:r>
+        <w:rPr>
+          <w:rFonts w:ascii="Times New Roman" w:hAnsi="Times New Roman" w:eastAsia="宋体"/>
+          <w:b w:val="0"/>
+          <w:sz w:val="28"/>
+        </w:rPr>
+        <w:t xml:space="preserve">　□建筑学</w:t>
+      </w:r>
+      <w:r>
+        <w:t xml:space="preserve">　　　</w:t>
+      </w:r>
+      <w:r>
+        <w:rPr>
+          <w:rFonts w:ascii="Times New Roman" w:hAnsi="Times New Roman" w:eastAsia="宋体"/>
+          <w:b w:val="0"/>
+          <w:sz w:val="28"/>
+        </w:rPr>
+        <w:t xml:space="preserve">　□结构力学</w:t>
+      </w:r>
+      <w:r>
+        <w:t xml:space="preserve">　　　</w:t>
+      </w:r>
+    </w:p>
+    <w:p>
+      <w:pPr>
+        <w:spacing w:after="120"/>
+      </w:pPr>
+      <w:r>
+        <w:rPr>
+          <w:rFonts w:ascii="Times New Roman" w:hAnsi="Times New Roman" w:eastAsia="宋体"/>
+          <w:b w:val="0"/>
+          <w:sz w:val="28"/>
+        </w:rPr>
+        <w:t>☑计算机</w:t>
+      </w:r>
+      <w:r>
+        <w:t xml:space="preserve">　　　</w:t>
+      </w:r>
+      <w:r>
+        <w:rPr>
+          <w:rFonts w:ascii="Times New Roman" w:hAnsi="Times New Roman" w:eastAsia="宋体"/>
+          <w:b w:val="0"/>
+          <w:sz w:val="28"/>
+        </w:rPr>
+        <w:t>□工程力学</w:t>
+      </w:r>
+      <w:r>
+        <w:t xml:space="preserve">　　　</w:t>
+      </w:r>
+      <w:r>
+        <w:rPr>
+          <w:rFonts w:ascii="Times New Roman" w:hAnsi="Times New Roman" w:eastAsia="宋体"/>
+          <w:b w:val="0"/>
+          <w:sz w:val="28"/>
+        </w:rPr>
+        <w:t>□其他：＿＿＿＿＿＿</w:t>
+      </w:r>
+    </w:p>
+    <w:p/>
+    <w:p/>
+    <w:p>
+      <w:pPr>
+        <w:spacing w:after="0" w:line="336" w:lineRule="auto"/>
+        <w:jc w:val="left"/>
+      </w:pPr>
+      <w:r>
+        <w:rPr>
+          <w:rFonts w:ascii="Times New Roman" w:hAnsi="Times New Roman" w:eastAsia="宋体"/>
+          <w:b w:val="0"/>
+          <w:sz w:val="28"/>
+        </w:rPr>
+        <w:t>日期：2026年9月18日</w:t>
+      </w:r>
+    </w:p>
+    <w:p>
+      <w:pPr>
+        <w:sectPr>
+          <w:footerReference w:type="default" r:id="rId10"/>
+          <w:pgSz w:w="11906" w:h="16838"/>
+          <w:pgMar w:top="1417" w:right="1587" w:bottom="1417" w:left="1587" w:header="720" w:footer="720" w:gutter="0"/>
+          <w:cols w:space="720"/>
+          <w:docGrid w:linePitch="360"/>
+        </w:sectPr>
+      </w:pPr>
+    </w:p>
+    <w:p>
+      <w:pPr>
+        <w:spacing w:after="280"/>
         <w:jc w:val="center"/>
       </w:pPr>
       <w:r>
@@ -61,209 +255,19 @@
           <w:color w:val="1E3A8A"/>
           <w:sz w:val="36"/>
         </w:rPr>
-        <w:t>智安查——智慧工地安全问答与预警助手</w:t>
+        <w:t>目　录</w:t>
       </w:r>
     </w:p>
-    <w:tbl>
-      <w:tblPr>
-        <w:tblW w:type="auto" w:w="0"/>
-        <w:jc w:val="center"/>
-        <w:tblLook w:firstColumn="1" w:firstRow="1" w:lastColumn="0" w:lastRow="0" w:noHBand="0" w:noVBand="1" w:val="04A0"/>
-      </w:tblPr>
-      <w:tblGrid>
-        <w:gridCol w:w="4533"/>
-        <w:gridCol w:w="4533"/>
-      </w:tblGrid>
-      <w:tr>
-        <w:tc>
-          <w:tcPr>
-            <w:tcW w:type="dxa" w:w="1984"/>
-            <w:shd w:val="clear" w:fill="EEF2FF"/>
-          </w:tcPr>
-          <w:p>
-            <w:pPr>
-              <w:spacing w:after="40"/>
-              <w:jc w:val="center"/>
-            </w:pPr>
-            <w:r/>
-            <w:r>
-              <w:rPr>
-                <w:rFonts w:ascii="Times New Roman" w:hAnsi="Times New Roman" w:eastAsia="宋体"/>
-                <w:b/>
-                <w:sz w:val="21"/>
-              </w:rPr>
-              <w:t>作品名称</w:t>
-            </w:r>
-          </w:p>
-        </w:tc>
-        <w:tc>
-          <w:tcPr>
-            <w:tcW w:type="dxa" w:w="5953"/>
-          </w:tcPr>
-          <w:p>
-            <w:pPr>
-              <w:spacing w:after="40"/>
-              <w:jc w:val="left"/>
-            </w:pPr>
-            <w:r/>
-            <w:r>
-              <w:rPr>
-                <w:rFonts w:ascii="Times New Roman" w:hAnsi="Times New Roman" w:eastAsia="宋体"/>
-                <w:b w:val="0"/>
-                <w:sz w:val="21"/>
-              </w:rPr>
-              <w:t>智安查——智慧工地安全问答与预警助手</w:t>
-            </w:r>
-          </w:p>
-        </w:tc>
-      </w:tr>
-      <w:tr>
-        <w:tc>
-          <w:tcPr>
-            <w:tcW w:type="dxa" w:w="1984"/>
-            <w:shd w:val="clear" w:fill="EEF2FF"/>
-          </w:tcPr>
-          <w:p>
-            <w:pPr>
-              <w:spacing w:after="40"/>
-              <w:jc w:val="center"/>
-            </w:pPr>
-            <w:r/>
-            <w:r>
-              <w:rPr>
-                <w:rFonts w:ascii="Times New Roman" w:hAnsi="Times New Roman" w:eastAsia="宋体"/>
-                <w:b/>
-                <w:sz w:val="21"/>
-              </w:rPr>
-              <w:t>学科</w:t>
-            </w:r>
-          </w:p>
-        </w:tc>
-        <w:tc>
-          <w:tcPr>
-            <w:tcW w:type="dxa" w:w="5953"/>
-          </w:tcPr>
-          <w:p>
-            <w:pPr>
-              <w:spacing w:after="40"/>
-              <w:jc w:val="left"/>
-            </w:pPr>
-            <w:r/>
-            <w:r>
-              <w:rPr>
-                <w:rFonts w:ascii="Times New Roman" w:hAnsi="Times New Roman" w:eastAsia="宋体"/>
-                <w:b w:val="0"/>
-                <w:sz w:val="21"/>
-              </w:rPr>
-              <w:t>计算机（与土木工程交叉）</w:t>
-            </w:r>
-          </w:p>
-        </w:tc>
-      </w:tr>
-      <w:tr>
-        <w:tc>
-          <w:tcPr>
-            <w:tcW w:type="dxa" w:w="1984"/>
-            <w:shd w:val="clear" w:fill="EEF2FF"/>
-          </w:tcPr>
-          <w:p>
-            <w:pPr>
-              <w:spacing w:after="40"/>
-              <w:jc w:val="center"/>
-            </w:pPr>
-            <w:r/>
-            <w:r>
-              <w:rPr>
-                <w:rFonts w:ascii="Times New Roman" w:hAnsi="Times New Roman" w:eastAsia="宋体"/>
-                <w:b/>
-                <w:sz w:val="21"/>
-              </w:rPr>
-              <w:t>参赛编号</w:t>
-            </w:r>
-          </w:p>
-        </w:tc>
-        <w:tc>
-          <w:tcPr>
-            <w:tcW w:type="dxa" w:w="5953"/>
-          </w:tcPr>
-          <w:p>
-            <w:pPr>
-              <w:spacing w:after="40"/>
-              <w:jc w:val="left"/>
-            </w:pPr>
-            <w:r/>
-            <w:r>
-              <w:rPr>
-                <w:rFonts w:ascii="Times New Roman" w:hAnsi="Times New Roman" w:eastAsia="宋体"/>
-                <w:b w:val="0"/>
-                <w:sz w:val="21"/>
-              </w:rPr>
-              <w:t>（报名后填写）</w:t>
-            </w:r>
-          </w:p>
-        </w:tc>
-      </w:tr>
-      <w:tr>
-        <w:tc>
-          <w:tcPr>
-            <w:tcW w:type="dxa" w:w="1984"/>
-            <w:shd w:val="clear" w:fill="EEF2FF"/>
-          </w:tcPr>
-          <w:p>
-            <w:pPr>
-              <w:spacing w:after="40"/>
-              <w:jc w:val="center"/>
-            </w:pPr>
-            <w:r/>
-            <w:r>
-              <w:rPr>
-                <w:rFonts w:ascii="Times New Roman" w:hAnsi="Times New Roman" w:eastAsia="宋体"/>
-                <w:b/>
-                <w:sz w:val="21"/>
-              </w:rPr>
-              <w:t>日期</w:t>
-            </w:r>
-          </w:p>
-        </w:tc>
-        <w:tc>
-          <w:tcPr>
-            <w:tcW w:type="dxa" w:w="5953"/>
-          </w:tcPr>
-          <w:p>
-            <w:pPr>
-              <w:spacing w:after="40"/>
-              <w:jc w:val="left"/>
-            </w:pPr>
-            <w:r/>
-            <w:r>
-              <w:rPr>
-                <w:rFonts w:ascii="Times New Roman" w:hAnsi="Times New Roman" w:eastAsia="宋体"/>
-                <w:b w:val="0"/>
-                <w:sz w:val="21"/>
-              </w:rPr>
-              <w:t>2026 年 9 月</w:t>
-            </w:r>
-          </w:p>
-        </w:tc>
-      </w:tr>
-    </w:tbl>
-    <w:p/>
-    <w:p/>
-    <w:p/>
-    <w:p/>
     <w:p>
       <w:pPr>
-        <w:spacing w:after="120" w:line="336" w:lineRule="auto"/>
-        <w:jc w:val="center"/>
+        <w:spacing w:after="120"/>
       </w:pPr>
       <w:r>
-        <w:rPr>
-          <w:rFonts w:ascii="Times New Roman" w:hAnsi="Times New Roman" w:eastAsia="宋体"/>
-          <w:b w:val="0"/>
-          <w:color w:val="64748B"/>
-          <w:sz w:val="21"/>
-        </w:rPr>
-        <w:t>说明：本报告按大赛技术报告要求编写，作品材料中不含学校名称与指导教师信息，符合大赛公平性要求。</w:t>
+        <w:fldChar w:fldCharType="begin"/>
+        <w:instrText xml:space="preserve">TOC \o "1-3" \h \z \u</w:instrText>
+        <w:fldChar w:fldCharType="separate"/>
+        <w:t>（目录将在文档中自动更新）</w:t>
+        <w:fldChar w:fldCharType="end"/>
       </w:r>
     </w:p>
     <w:p>
@@ -273,6 +277,7 @@
     </w:p>
     <w:p>
       <w:pPr>
+        <w:pStyle w:val="Heading1"/>
         <w:spacing w:before="360" w:after="200"/>
       </w:pPr>
       <w:r>
@@ -287,6 +292,7 @@
     </w:p>
     <w:p>
       <w:pPr>
+        <w:pStyle w:val="Heading2"/>
         <w:spacing w:before="240" w:after="120"/>
       </w:pPr>
       <w:r>
@@ -329,6 +335,7 @@
     </w:p>
     <w:p>
       <w:pPr>
+        <w:pStyle w:val="Heading2"/>
         <w:spacing w:before="240" w:after="120"/>
       </w:pPr>
       <w:r>
@@ -343,6 +350,7 @@
     </w:p>
     <w:p>
       <w:pPr>
+        <w:pStyle w:val="Heading3"/>
         <w:spacing w:before="160" w:after="80"/>
       </w:pPr>
       <w:r>
@@ -445,6 +453,7 @@
     </w:p>
     <w:p>
       <w:pPr>
+        <w:pStyle w:val="Heading3"/>
         <w:spacing w:before="160" w:after="80"/>
       </w:pPr>
       <w:r>
@@ -501,6 +510,7 @@
     </w:p>
     <w:p>
       <w:pPr>
+        <w:pStyle w:val="Heading3"/>
         <w:spacing w:before="160" w:after="80"/>
       </w:pPr>
       <w:r>
@@ -529,6 +539,7 @@
     </w:p>
     <w:p>
       <w:pPr>
+        <w:pStyle w:val="Heading1"/>
         <w:spacing w:before="360" w:after="200"/>
       </w:pPr>
       <w:r>
@@ -543,6 +554,7 @@
     </w:p>
     <w:p>
       <w:pPr>
+        <w:pStyle w:val="Heading2"/>
         <w:spacing w:before="240" w:after="120"/>
       </w:pPr>
       <w:r>
@@ -645,6 +657,7 @@
     </w:p>
     <w:p>
       <w:pPr>
+        <w:pStyle w:val="Heading2"/>
         <w:spacing w:before="240" w:after="120"/>
       </w:pPr>
       <w:r>
@@ -673,6 +686,7 @@
     </w:p>
     <w:p>
       <w:pPr>
+        <w:pStyle w:val="Heading3"/>
         <w:spacing w:before="160" w:after="80"/>
       </w:pPr>
       <w:r>
@@ -799,6 +813,7 @@
     </w:p>
     <w:p>
       <w:pPr>
+        <w:pStyle w:val="Heading3"/>
         <w:spacing w:before="160" w:after="80"/>
       </w:pPr>
       <w:r>
@@ -855,6 +870,7 @@
     </w:p>
     <w:p>
       <w:pPr>
+        <w:pStyle w:val="Heading1"/>
         <w:spacing w:before="360" w:after="200"/>
       </w:pPr>
       <w:r>
@@ -869,6 +885,7 @@
     </w:p>
     <w:p>
       <w:pPr>
+        <w:pStyle w:val="Heading2"/>
         <w:spacing w:before="240" w:after="120"/>
       </w:pPr>
       <w:r>
@@ -902,9 +919,9 @@
         <w:tblLook w:firstColumn="1" w:firstRow="1" w:lastColumn="0" w:lastRow="0" w:noHBand="0" w:noVBand="1" w:val="04A0"/>
       </w:tblPr>
       <w:tblGrid>
-        <w:gridCol w:w="3022"/>
-        <w:gridCol w:w="3022"/>
-        <w:gridCol w:w="3022"/>
+        <w:gridCol w:w="2911"/>
+        <w:gridCol w:w="2911"/>
+        <w:gridCol w:w="2911"/>
       </w:tblGrid>
       <w:tr>
         <w:tc>
@@ -1854,6 +1871,7 @@
     </w:p>
     <w:p>
       <w:pPr>
+        <w:pStyle w:val="Heading2"/>
         <w:spacing w:before="240" w:after="120"/>
       </w:pPr>
       <w:r>
@@ -2000,6 +2018,7 @@
     </w:p>
     <w:p>
       <w:pPr>
+        <w:pStyle w:val="Heading1"/>
         <w:spacing w:before="360" w:after="200"/>
       </w:pPr>
       <w:r>
@@ -2014,6 +2033,7 @@
     </w:p>
     <w:p>
       <w:pPr>
+        <w:pStyle w:val="Heading2"/>
         <w:spacing w:before="240" w:after="120"/>
       </w:pPr>
       <w:r>
@@ -2028,6 +2048,7 @@
     </w:p>
     <w:p>
       <w:pPr>
+        <w:pStyle w:val="Heading3"/>
         <w:spacing w:before="160" w:after="80"/>
       </w:pPr>
       <w:r>
@@ -2152,6 +2173,7 @@
     </w:p>
     <w:p>
       <w:pPr>
+        <w:pStyle w:val="Heading3"/>
         <w:spacing w:before="160" w:after="80"/>
       </w:pPr>
       <w:r>
@@ -2180,6 +2202,7 @@
     </w:p>
     <w:p>
       <w:pPr>
+        <w:pStyle w:val="Heading3"/>
         <w:spacing w:before="160" w:after="80"/>
       </w:pPr>
       <w:r>
@@ -2236,6 +2259,7 @@
     </w:p>
     <w:p>
       <w:pPr>
+        <w:pStyle w:val="Heading2"/>
         <w:spacing w:before="240" w:after="120"/>
       </w:pPr>
       <w:r>
@@ -2264,6 +2288,7 @@
     </w:p>
     <w:p>
       <w:pPr>
+        <w:pStyle w:val="Heading2"/>
         <w:spacing w:before="240" w:after="120"/>
       </w:pPr>
       <w:r>
@@ -2278,6 +2303,7 @@
     </w:p>
     <w:p>
       <w:pPr>
+        <w:pStyle w:val="Heading3"/>
         <w:spacing w:before="160" w:after="80"/>
       </w:pPr>
       <w:r>
@@ -2306,6 +2332,7 @@
     </w:p>
     <w:p>
       <w:pPr>
+        <w:pStyle w:val="Heading3"/>
         <w:spacing w:before="160" w:after="80"/>
       </w:pPr>
       <w:r>
@@ -2334,6 +2361,7 @@
     </w:p>
     <w:p>
       <w:pPr>
+        <w:pStyle w:val="Heading3"/>
         <w:spacing w:before="160" w:after="80"/>
       </w:pPr>
       <w:r>
@@ -2362,6 +2390,7 @@
     </w:p>
     <w:p>
       <w:pPr>
+        <w:pStyle w:val="Heading3"/>
         <w:spacing w:before="160" w:after="80"/>
       </w:pPr>
       <w:r>
@@ -2390,6 +2419,7 @@
     </w:p>
     <w:p>
       <w:pPr>
+        <w:pStyle w:val="Heading3"/>
         <w:spacing w:before="160" w:after="80"/>
       </w:pPr>
       <w:r>
@@ -2418,6 +2448,7 @@
     </w:p>
     <w:p>
       <w:pPr>
+        <w:pStyle w:val="Heading3"/>
         <w:spacing w:before="160" w:after="80"/>
       </w:pPr>
       <w:r>
@@ -2446,6 +2477,7 @@
     </w:p>
     <w:p>
       <w:pPr>
+        <w:pStyle w:val="Heading3"/>
         <w:spacing w:before="160" w:after="80"/>
       </w:pPr>
       <w:r>
@@ -2474,6 +2506,7 @@
     </w:p>
     <w:p>
       <w:pPr>
+        <w:pStyle w:val="Heading3"/>
         <w:spacing w:before="160" w:after="80"/>
       </w:pPr>
       <w:r>
@@ -2502,6 +2535,7 @@
     </w:p>
     <w:p>
       <w:pPr>
+        <w:pStyle w:val="Heading1"/>
         <w:spacing w:before="360" w:after="200"/>
       </w:pPr>
       <w:r>
@@ -2516,6 +2550,7 @@
     </w:p>
     <w:p>
       <w:pPr>
+        <w:pStyle w:val="Heading2"/>
         <w:spacing w:before="240" w:after="120"/>
       </w:pPr>
       <w:r>
@@ -2530,6 +2565,7 @@
     </w:p>
     <w:p>
       <w:pPr>
+        <w:pStyle w:val="Heading3"/>
         <w:spacing w:before="160" w:after="80"/>
       </w:pPr>
       <w:r>
@@ -2642,6 +2678,7 @@
     </w:p>
     <w:p>
       <w:pPr>
+        <w:pStyle w:val="Heading3"/>
         <w:spacing w:before="160" w:after="80"/>
       </w:pPr>
       <w:r>
@@ -2675,15 +2712,15 @@
         <w:tblLook w:firstColumn="1" w:firstRow="1" w:lastColumn="0" w:lastRow="0" w:noHBand="0" w:noVBand="1" w:val="04A0"/>
       </w:tblPr>
       <w:tblGrid>
-        <w:gridCol w:w="2266"/>
-        <w:gridCol w:w="2266"/>
-        <w:gridCol w:w="2266"/>
-        <w:gridCol w:w="2266"/>
+        <w:gridCol w:w="2183"/>
+        <w:gridCol w:w="2183"/>
+        <w:gridCol w:w="2183"/>
+        <w:gridCol w:w="2183"/>
       </w:tblGrid>
       <w:tr>
         <w:tc>
           <w:tcPr>
-            <w:tcW w:type="dxa" w:w="2266"/>
+            <w:tcW w:type="dxa" w:w="2183"/>
             <w:shd w:val="clear" w:fill="EEF2FF"/>
           </w:tcPr>
           <w:p>
@@ -2704,7 +2741,7 @@
         </w:tc>
         <w:tc>
           <w:tcPr>
-            <w:tcW w:type="dxa" w:w="2266"/>
+            <w:tcW w:type="dxa" w:w="2183"/>
             <w:shd w:val="clear" w:fill="EEF2FF"/>
           </w:tcPr>
           <w:p>
@@ -2725,7 +2762,7 @@
         </w:tc>
         <w:tc>
           <w:tcPr>
-            <w:tcW w:type="dxa" w:w="2266"/>
+            <w:tcW w:type="dxa" w:w="2183"/>
             <w:shd w:val="clear" w:fill="EEF2FF"/>
           </w:tcPr>
           <w:p>
@@ -2746,7 +2783,7 @@
         </w:tc>
         <w:tc>
           <w:tcPr>
-            <w:tcW w:type="dxa" w:w="2266"/>
+            <w:tcW w:type="dxa" w:w="2183"/>
             <w:shd w:val="clear" w:fill="EEF2FF"/>
           </w:tcPr>
           <w:p>
@@ -2769,7 +2806,7 @@
       <w:tr>
         <w:tc>
           <w:tcPr>
-            <w:tcW w:type="dxa" w:w="2266"/>
+            <w:tcW w:type="dxa" w:w="2183"/>
           </w:tcPr>
           <w:p>
             <w:pPr>
@@ -2789,7 +2826,7 @@
         </w:tc>
         <w:tc>
           <w:tcPr>
-            <w:tcW w:type="dxa" w:w="2266"/>
+            <w:tcW w:type="dxa" w:w="2183"/>
           </w:tcPr>
           <w:p>
             <w:pPr>
@@ -2809,7 +2846,7 @@
         </w:tc>
         <w:tc>
           <w:tcPr>
-            <w:tcW w:type="dxa" w:w="2266"/>
+            <w:tcW w:type="dxa" w:w="2183"/>
           </w:tcPr>
           <w:p>
             <w:pPr>
@@ -2829,7 +2866,7 @@
         </w:tc>
         <w:tc>
           <w:tcPr>
-            <w:tcW w:type="dxa" w:w="2266"/>
+            <w:tcW w:type="dxa" w:w="2183"/>
           </w:tcPr>
           <w:p>
             <w:pPr>
@@ -2851,7 +2888,7 @@
       <w:tr>
         <w:tc>
           <w:tcPr>
-            <w:tcW w:type="dxa" w:w="2266"/>
+            <w:tcW w:type="dxa" w:w="2183"/>
           </w:tcPr>
           <w:p>
             <w:pPr>
@@ -2871,7 +2908,7 @@
         </w:tc>
         <w:tc>
           <w:tcPr>
-            <w:tcW w:type="dxa" w:w="2266"/>
+            <w:tcW w:type="dxa" w:w="2183"/>
           </w:tcPr>
           <w:p>
             <w:pPr>
@@ -2891,7 +2928,7 @@
         </w:tc>
         <w:tc>
           <w:tcPr>
-            <w:tcW w:type="dxa" w:w="2266"/>
+            <w:tcW w:type="dxa" w:w="2183"/>
           </w:tcPr>
           <w:p>
             <w:pPr>
@@ -2911,7 +2948,7 @@
         </w:tc>
         <w:tc>
           <w:tcPr>
-            <w:tcW w:type="dxa" w:w="2266"/>
+            <w:tcW w:type="dxa" w:w="2183"/>
           </w:tcPr>
           <w:p>
             <w:pPr>
@@ -2933,7 +2970,7 @@
       <w:tr>
         <w:tc>
           <w:tcPr>
-            <w:tcW w:type="dxa" w:w="2266"/>
+            <w:tcW w:type="dxa" w:w="2183"/>
           </w:tcPr>
           <w:p>
             <w:pPr>
@@ -2953,7 +2990,7 @@
         </w:tc>
         <w:tc>
           <w:tcPr>
-            <w:tcW w:type="dxa" w:w="2266"/>
+            <w:tcW w:type="dxa" w:w="2183"/>
           </w:tcPr>
           <w:p>
             <w:pPr>
@@ -2973,7 +3010,7 @@
         </w:tc>
         <w:tc>
           <w:tcPr>
-            <w:tcW w:type="dxa" w:w="2266"/>
+            <w:tcW w:type="dxa" w:w="2183"/>
           </w:tcPr>
           <w:p>
             <w:pPr>
@@ -2993,7 +3030,7 @@
         </w:tc>
         <w:tc>
           <w:tcPr>
-            <w:tcW w:type="dxa" w:w="2266"/>
+            <w:tcW w:type="dxa" w:w="2183"/>
           </w:tcPr>
           <w:p>
             <w:pPr>
@@ -3041,6 +3078,7 @@
     </w:p>
     <w:p>
       <w:pPr>
+        <w:pStyle w:val="Heading3"/>
         <w:spacing w:before="160" w:after="80"/>
       </w:pPr>
       <w:r>
@@ -3069,6 +3107,7 @@
     </w:p>
     <w:p>
       <w:pPr>
+        <w:pStyle w:val="Heading2"/>
         <w:spacing w:before="240" w:after="120"/>
       </w:pPr>
       <w:r>
@@ -3171,6 +3210,7 @@
     </w:p>
     <w:p>
       <w:pPr>
+        <w:pStyle w:val="Heading1"/>
         <w:spacing w:before="360" w:after="200"/>
       </w:pPr>
       <w:r>
@@ -3185,6 +3225,7 @@
     </w:p>
     <w:p>
       <w:pPr>
+        <w:pStyle w:val="Heading2"/>
         <w:spacing w:before="240" w:after="120"/>
       </w:pPr>
       <w:r>
@@ -3199,6 +3240,7 @@
     </w:p>
     <w:p>
       <w:pPr>
+        <w:pStyle w:val="Heading3"/>
         <w:spacing w:before="160" w:after="80"/>
       </w:pPr>
       <w:r>
@@ -3283,6 +3325,7 @@
     </w:p>
     <w:p>
       <w:pPr>
+        <w:pStyle w:val="Heading3"/>
         <w:spacing w:before="160" w:after="80"/>
       </w:pPr>
       <w:r>
@@ -3339,6 +3382,7 @@
     </w:p>
     <w:p>
       <w:pPr>
+        <w:pStyle w:val="Heading2"/>
         <w:spacing w:before="240" w:after="120"/>
       </w:pPr>
       <w:r>
@@ -3419,6 +3463,7 @@
     </w:p>
     <w:p>
       <w:pPr>
+        <w:pStyle w:val="Heading1"/>
         <w:spacing w:before="360" w:after="200"/>
       </w:pPr>
       <w:r>
@@ -3433,6 +3478,7 @@
     </w:p>
     <w:p>
       <w:pPr>
+        <w:pStyle w:val="Heading2"/>
         <w:spacing w:before="240" w:after="120"/>
       </w:pPr>
       <w:r>
@@ -3564,6 +3610,7 @@
     </w:p>
     <w:p>
       <w:pPr>
+        <w:pStyle w:val="Heading2"/>
         <w:spacing w:before="240" w:after="120"/>
       </w:pPr>
       <w:r>
@@ -3606,6 +3653,7 @@
     </w:p>
     <w:p>
       <w:pPr>
+        <w:pStyle w:val="Heading2"/>
         <w:spacing w:before="240" w:after="120"/>
       </w:pPr>
       <w:r>
@@ -3676,6 +3724,7 @@
     </w:p>
     <w:p>
       <w:pPr>
+        <w:pStyle w:val="Heading2"/>
         <w:spacing w:before="240" w:after="120"/>
       </w:pPr>
       <w:r>
@@ -3731,13 +3780,145 @@
       </w:r>
     </w:p>
     <w:sectPr>
-      <w:pgSz w:w="12240" w:h="15840"/>
+      <w:headerReference w:type="default" r:id="rId11"/>
+      <w:footerReference w:type="default" r:id="rId12"/>
+      <w:pgSz w:w="11906" w:h="16838"/>
       <w:pgMar w:top="1417" w:right="1587" w:bottom="1417" w:left="1587" w:header="720" w:footer="720" w:gutter="0"/>
       <w:cols w:space="720"/>
       <w:docGrid w:linePitch="360"/>
     </w:sectPr>
   </w:body>
 </w:document>
+</file>
+
+<file path=word/footer1.xml><?xml version="1.0" encoding="utf-8"?>
+<w:ftr xmlns:m="http://schemas.openxmlformats.org/officeDocument/2006/math" xmlns:mc="http://schemas.openxmlformats.org/markup-compatibility/2006" xmlns:mo="http://schemas.microsoft.com/office/mac/office/2008/main" xmlns:mv="urn:schemas-microsoft-com:mac:vml" xmlns:o="urn:schemas-microsoft-com:office:office" xmlns:r="http://schemas.openxmlformats.org/officeDocument/2006/relationships" xmlns:v="urn:schemas-microsoft-com:vml" xmlns:w10="urn:schemas-microsoft-com:office:word" xmlns:w14="http://schemas.microsoft.com/office/word/2010/wordml" xmlns:w="http://schemas.openxmlformats.org/wordprocessingml/2006/main" xmlns:wne="http://schemas.microsoft.com/office/word/2006/wordml" xmlns:wp14="http://schemas.microsoft.com/office/word/2010/wordprocessingDrawing" xmlns:wp="http://schemas.openxmlformats.org/drawingml/2006/wordprocessingDrawing" xmlns:wpc="http://schemas.microsoft.com/office/word/2010/wordprocessingCanvas" xmlns:wpg="http://schemas.microsoft.com/office/word/2010/wordprocessingGroup" xmlns:wpi="http://schemas.microsoft.com/office/word/2010/wordprocessingInk" xmlns:wps="http://schemas.microsoft.com/office/word/2010/wordprocessingShape" mc:Ignorable="w14 wp14">
+  <w:p>
+    <w:pPr>
+      <w:pStyle w:val="Footer"/>
+      <w:jc w:val="center"/>
+    </w:pPr>
+    <w:r>
+      <w:rPr>
+        <w:rFonts w:ascii="Times New Roman" w:hAnsi="Times New Roman" w:eastAsia="宋体"/>
+        <w:b w:val="0"/>
+        <w:sz w:val="20"/>
+      </w:rPr>
+      <w:t xml:space="preserve">— </w:t>
+    </w:r>
+    <w:r>
+      <w:fldChar w:fldCharType="begin"/>
+      <w:instrText xml:space="preserve"> PAGE </w:instrText>
+      <w:fldChar w:fldCharType="separate"/>
+      <w:t>1</w:t>
+      <w:fldChar w:fldCharType="end"/>
+    </w:r>
+    <w:r>
+      <w:rPr>
+        <w:rFonts w:ascii="Times New Roman" w:hAnsi="Times New Roman" w:eastAsia="宋体"/>
+        <w:b w:val="0"/>
+        <w:sz w:val="20"/>
+      </w:rPr>
+      <w:t xml:space="preserve"> —</w:t>
+    </w:r>
+  </w:p>
+</w:ftr>
+</file>
+
+<file path=word/footer2.xml><?xml version="1.0" encoding="utf-8"?>
+<w:ftr xmlns:m="http://schemas.openxmlformats.org/officeDocument/2006/math" xmlns:mc="http://schemas.openxmlformats.org/markup-compatibility/2006" xmlns:mo="http://schemas.microsoft.com/office/mac/office/2008/main" xmlns:mv="urn:schemas-microsoft-com:mac:vml" xmlns:o="urn:schemas-microsoft-com:office:office" xmlns:r="http://schemas.openxmlformats.org/officeDocument/2006/relationships" xmlns:v="urn:schemas-microsoft-com:vml" xmlns:w10="urn:schemas-microsoft-com:office:word" xmlns:w14="http://schemas.microsoft.com/office/word/2010/wordml" xmlns:w="http://schemas.openxmlformats.org/wordprocessingml/2006/main" xmlns:wne="http://schemas.microsoft.com/office/word/2006/wordml" xmlns:wp14="http://schemas.microsoft.com/office/word/2010/wordprocessingDrawing" xmlns:wp="http://schemas.openxmlformats.org/drawingml/2006/wordprocessingDrawing" xmlns:wpc="http://schemas.microsoft.com/office/word/2010/wordprocessingCanvas" xmlns:wpg="http://schemas.microsoft.com/office/word/2010/wordprocessingGroup" xmlns:wpi="http://schemas.microsoft.com/office/word/2010/wordprocessingInk" xmlns:wps="http://schemas.microsoft.com/office/word/2010/wordprocessingShape" mc:Ignorable="w14 wp14">
+  <w:p>
+    <w:pPr>
+      <w:pStyle w:val="Footer"/>
+      <w:jc w:val="center"/>
+    </w:pPr>
+    <w:r>
+      <w:rPr>
+        <w:rFonts w:ascii="Times New Roman" w:hAnsi="Times New Roman" w:eastAsia="宋体"/>
+        <w:b w:val="0"/>
+        <w:sz w:val="20"/>
+      </w:rPr>
+      <w:t xml:space="preserve">— </w:t>
+    </w:r>
+    <w:r>
+      <w:fldChar w:fldCharType="begin"/>
+      <w:instrText xml:space="preserve"> PAGE </w:instrText>
+      <w:fldChar w:fldCharType="separate"/>
+      <w:t>1</w:t>
+      <w:fldChar w:fldCharType="end"/>
+    </w:r>
+    <w:r>
+      <w:rPr>
+        <w:rFonts w:ascii="Times New Roman" w:hAnsi="Times New Roman" w:eastAsia="宋体"/>
+        <w:b w:val="0"/>
+        <w:sz w:val="20"/>
+      </w:rPr>
+      <w:t xml:space="preserve"> —</w:t>
+    </w:r>
+  </w:p>
+</w:ftr>
+</file>
+
+<file path=word/header1.xml><?xml version="1.0" encoding="utf-8"?>
+<w:hdr xmlns:m="http://schemas.openxmlformats.org/officeDocument/2006/math" xmlns:mc="http://schemas.openxmlformats.org/markup-compatibility/2006" xmlns:mo="http://schemas.microsoft.com/office/mac/office/2008/main" xmlns:mv="urn:schemas-microsoft-com:mac:vml" xmlns:o="urn:schemas-microsoft-com:office:office" xmlns:r="http://schemas.openxmlformats.org/officeDocument/2006/relationships" xmlns:v="urn:schemas-microsoft-com:vml" xmlns:w10="urn:schemas-microsoft-com:office:word" xmlns:w14="http://schemas.microsoft.com/office/word/2010/wordml" xmlns:w="http://schemas.openxmlformats.org/wordprocessingml/2006/main" xmlns:wne="http://schemas.microsoft.com/office/word/2006/wordml" xmlns:wp14="http://schemas.microsoft.com/office/word/2010/wordprocessingDrawing" xmlns:wp="http://schemas.openxmlformats.org/drawingml/2006/wordprocessingDrawing" xmlns:wpc="http://schemas.microsoft.com/office/word/2010/wordprocessingCanvas" xmlns:wpg="http://schemas.microsoft.com/office/word/2010/wordprocessingGroup" xmlns:wpi="http://schemas.microsoft.com/office/word/2010/wordprocessingInk" xmlns:wps="http://schemas.microsoft.com/office/word/2010/wordprocessingShape" mc:Ignorable="w14 wp14">
+  <w:p>
+    <w:pPr>
+      <w:pStyle w:val="Header"/>
+      <w:tabs>
+        <w:tab w:pos="8957" w:val="right"/>
+      </w:tabs>
+      <w:pBdr>
+        <w:bottom w:val="single" w:sz="6" w:space="2" w:color="1E3A8A"/>
+      </w:pBdr>
+    </w:pPr>
+    <w:r>
+      <w:drawing>
+        <wp:inline xmlns:a="http://schemas.openxmlformats.org/drawingml/2006/main" xmlns:pic="http://schemas.openxmlformats.org/drawingml/2006/picture">
+          <wp:extent cx="540000" cy="252766"/>
+          <wp:docPr id="1" name="Picture 1"/>
+          <wp:cNvGraphicFramePr>
+            <a:graphicFrameLocks noChangeAspect="1"/>
+          </wp:cNvGraphicFramePr>
+          <a:graphic>
+            <a:graphicData uri="http://schemas.openxmlformats.org/drawingml/2006/picture">
+              <pic:pic>
+                <pic:nvPicPr>
+                  <pic:cNvPr id="0" name="ai_logo_0.png"/>
+                  <pic:cNvPicPr/>
+                </pic:nvPicPr>
+                <pic:blipFill>
+                  <a:blip r:embed="rId1"/>
+                  <a:stretch>
+                    <a:fillRect/>
+                  </a:stretch>
+                </pic:blipFill>
+                <pic:spPr>
+                  <a:xfrm>
+                    <a:off x="0" y="0"/>
+                    <a:ext cx="540000" cy="252766"/>
+                  </a:xfrm>
+                  <a:prstGeom prst="rect"/>
+                </pic:spPr>
+              </pic:pic>
+            </a:graphicData>
+          </a:graphic>
+        </wp:inline>
+      </w:drawing>
+    </w:r>
+    <w:r>
+      <w:tab/>
+    </w:r>
+    <w:r>
+      <w:rPr>
+        <w:rFonts w:ascii="Times New Roman" w:hAnsi="Times New Roman" w:eastAsia="宋体"/>
+        <w:b w:val="0"/>
+        <w:color w:val="64748B"/>
+        <w:sz w:val="18"/>
+      </w:rPr>
+      <w:t>2026第八届全球校园人工智能算法精英大赛</w:t>
+    </w:r>
+  </w:p>
+</w:hdr>
 </file>
 
 <file path=word/numbering.xml><?xml version="1.0" encoding="utf-8"?>
